--- a/EEX6373_Performance_Modelling_Deliverable_01_s92066684.docx
+++ b/EEX6373_Performance_Modelling_Deliverable_01_s92066684.docx
@@ -2902,11 +2902,21 @@
       <w:proofErr w:type="gramEnd"/>
     </w:p>
     <w:p>
+      <w:hyperlink r:id="rId9" w:history="1">
+        <w:r>
+          <w:rPr>
+            <w:rStyle w:val="Hyperlink"/>
+          </w:rPr>
+          <w:t>https://github.com/Mahathir-Mohamed-Eng/Library-Book-Borrowing-Performance-Modelling</w:t>
+        </w:r>
+      </w:hyperlink>
+    </w:p>
+    <w:p>
       <w:bookmarkStart w:id="0" w:name="_GoBack"/>
       <w:bookmarkEnd w:id="0"/>
     </w:p>
     <w:sectPr>
-      <w:footerReference w:type="default" r:id="rId9"/>
+      <w:footerReference w:type="default" r:id="rId10"/>
       <w:pgSz w:w="12240" w:h="15840"/>
       <w:pgMar w:top="1440" w:right="1440" w:bottom="1440" w:left="1354" w:header="720" w:footer="720" w:gutter="0"/>
       <w:pgBorders w:offsetFrom="page">
